--- a/Bao-cao-KTPM/MỤC TIÊU KIỂM THỬ.docx
+++ b/Bao-cao-KTPM/MỤC TIÊU KIỂM THỬ.docx
@@ -530,43 +530,7 @@
           <w:sz w:val="26"/>
           <w:szCs w:val="26"/>
         </w:rPr>
-        <w:t xml:space="preserve"> (3 </w:t>
-      </w:r>
-      <w:proofErr w:type="spellStart"/>
-      <w:r>
-        <w:rPr>
-          <w:rFonts w:ascii="Times New Roman" w:hAnsi="Times New Roman" w:cs="Times New Roman"/>
-          <w:sz w:val="26"/>
-          <w:szCs w:val="26"/>
-        </w:rPr>
-        <w:t>Trụ</w:t>
-      </w:r>
-      <w:proofErr w:type="spellEnd"/>
-      <w:r>
-        <w:rPr>
-          <w:rFonts w:ascii="Times New Roman" w:hAnsi="Times New Roman" w:cs="Times New Roman"/>
-          <w:sz w:val="26"/>
-          <w:szCs w:val="26"/>
-        </w:rPr>
-        <w:t xml:space="preserve"> </w:t>
-      </w:r>
-      <w:proofErr w:type="spellStart"/>
-      <w:r>
-        <w:rPr>
-          <w:rFonts w:ascii="Times New Roman" w:hAnsi="Times New Roman" w:cs="Times New Roman"/>
-          <w:sz w:val="26"/>
-          <w:szCs w:val="26"/>
-        </w:rPr>
-        <w:t>cột</w:t>
-      </w:r>
-      <w:proofErr w:type="spellEnd"/>
-      <w:r>
-        <w:rPr>
-          <w:rFonts w:ascii="Times New Roman" w:hAnsi="Times New Roman" w:cs="Times New Roman"/>
-          <w:sz w:val="26"/>
-          <w:szCs w:val="26"/>
-        </w:rPr>
-        <w:t>):</w:t>
+        <w:t>:</w:t>
       </w:r>
     </w:p>
     <w:p>
@@ -3272,6 +3236,7 @@
   <w:style w:type="character" w:default="1" w:styleId="DefaultParagraphFont">
     <w:name w:val="Default Paragraph Font"/>
     <w:uiPriority w:val="1"/>
+    <w:semiHidden/>
     <w:unhideWhenUsed/>
   </w:style>
   <w:style w:type="table" w:default="1" w:styleId="TableNormal">
